--- a/Power BI/PowerBi-final.docx
+++ b/Power BI/PowerBi-final.docx
@@ -540,7 +540,6 @@
         <w:ind w:left="360"/>
         <w:rPr>
           <w:rFonts w:ascii="Times New Roman" w:hAnsi="Times New Roman" w:cs="Times New Roman"/>
-          <w:lang w:val="ru-RU"/>
         </w:rPr>
       </w:pPr>
       <w:r>
@@ -557,7 +556,6 @@
           <w:rFonts w:ascii="Times New Roman" w:hAnsi="Times New Roman" w:cs="Times New Roman"/>
           <w:b/>
           <w:bCs/>
-          <w:lang w:val="ru-RU"/>
         </w:rPr>
       </w:pPr>
       <w:r>
@@ -580,13 +578,7 @@
         <w:rPr>
           <w:rFonts w:ascii="Times New Roman" w:hAnsi="Times New Roman" w:cs="Times New Roman"/>
         </w:rPr>
-        <w:t>The data was loaded into Power BI Desktop via the built-in PostgreSQL database connector (Get Data → PostgreSQL). The connection was established to a local server (localhost) using the default postgres database. Import mode was selected over DirectQuery, as all source data resides in a pre-built Data Warehouse where tables are already aggregated and optimized — Import mode ensures faster report rendering and full DAX calculation support without live query overhead</w:t>
-      </w:r>
-      <w:r>
-        <w:rPr>
-          <w:rFonts w:ascii="Times New Roman" w:hAnsi="Times New Roman" w:cs="Times New Roman"/>
-        </w:rPr>
-        <w:t>:</w:t>
+        <w:t>The data was loaded into Power BI Desktop via the built-in PostgreSQL database connector (Get Data → PostgreSQL). The connection was established to a local server (localhost) using the default postgres database. Import mode was selected over DirectQuery, as all source data resides in a pre-built Data Warehouse where tables are already aggregated and optimized — Import mode ensures faster report rendering and full DAX calculation support without live query overhead:</w:t>
       </w:r>
     </w:p>
     <w:p>
@@ -938,73 +930,7 @@
         <w:rPr>
           <w:rFonts w:ascii="Times New Roman" w:hAnsi="Times New Roman" w:cs="Times New Roman"/>
         </w:rPr>
-        <w:t>to isolate any time window instantly. The following DAX measures were created to power them</w:t>
-      </w:r>
-      <w:r>
-        <w:rPr>
-          <w:rFonts w:ascii="Times New Roman" w:hAnsi="Times New Roman" w:cs="Times New Roman"/>
-        </w:rPr>
-        <w:t xml:space="preserve"> </w:t>
-      </w:r>
-      <w:r>
-        <w:rPr>
-          <w:rFonts w:ascii="Times New Roman" w:hAnsi="Times New Roman" w:cs="Times New Roman"/>
-        </w:rPr>
-        <w:t>Total Revenue</w:t>
-      </w:r>
-      <w:r>
-        <w:rPr>
-          <w:rFonts w:ascii="Times New Roman" w:hAnsi="Times New Roman" w:cs="Times New Roman"/>
-        </w:rPr>
-        <w:t xml:space="preserve">, </w:t>
-      </w:r>
-      <w:r>
-        <w:rPr>
-          <w:rFonts w:ascii="Times New Roman" w:hAnsi="Times New Roman" w:cs="Times New Roman"/>
-        </w:rPr>
-        <w:t xml:space="preserve">Total Gross Revenue </w:t>
-      </w:r>
-      <w:r>
-        <w:rPr>
-          <w:rFonts w:ascii="Times New Roman" w:hAnsi="Times New Roman" w:cs="Times New Roman"/>
-        </w:rPr>
-        <w:t>(</w:t>
-      </w:r>
-      <w:r>
-        <w:rPr>
-          <w:rFonts w:ascii="Times New Roman" w:hAnsi="Times New Roman" w:cs="Times New Roman"/>
-        </w:rPr>
-        <w:t>Total Revenue before discount deductions</w:t>
-      </w:r>
-      <w:r>
-        <w:rPr>
-          <w:rFonts w:ascii="Times New Roman" w:hAnsi="Times New Roman" w:cs="Times New Roman"/>
-        </w:rPr>
-        <w:t xml:space="preserve">), </w:t>
-      </w:r>
-      <w:r>
-        <w:rPr>
-          <w:rFonts w:ascii="Times New Roman" w:hAnsi="Times New Roman" w:cs="Times New Roman"/>
-        </w:rPr>
-        <w:t xml:space="preserve">Total Discount </w:t>
-      </w:r>
-      <w:r>
-        <w:rPr>
-          <w:rFonts w:ascii="Times New Roman" w:hAnsi="Times New Roman" w:cs="Times New Roman"/>
-        </w:rPr>
-        <w:t xml:space="preserve">, </w:t>
-      </w:r>
-      <w:r>
-        <w:rPr>
-          <w:rFonts w:ascii="Times New Roman" w:hAnsi="Times New Roman" w:cs="Times New Roman"/>
-        </w:rPr>
-        <w:t>Total Net Profit</w:t>
-      </w:r>
-      <w:r>
-        <w:rPr>
-          <w:rFonts w:ascii="Times New Roman" w:hAnsi="Times New Roman" w:cs="Times New Roman"/>
-        </w:rPr>
-        <w:t>.</w:t>
+        <w:t>to isolate any time window instantly. The following DAX measures were created to power them Total Revenue, Total Gross Revenue (Total Revenue before discount deductions), Total Discount , Total Net Profit.</w:t>
       </w:r>
     </w:p>
     <w:p>
@@ -1036,13 +962,7 @@
         <w:rPr>
           <w:rFonts w:ascii="Times New Roman" w:hAnsi="Times New Roman" w:cs="Times New Roman"/>
         </w:rPr>
-        <w:t>A combo chart overlaying a bar series (Bottles Quantity) with a line series (Total Revenue) across calendar months. It reveals whether volume growth translates into proportional revenue growth, exposing potential margin pressure or pricing shifts.</w:t>
-      </w:r>
-      <w:r>
-        <w:rPr>
-          <w:rFonts w:ascii="Times New Roman" w:hAnsi="Times New Roman" w:cs="Times New Roman"/>
-        </w:rPr>
-        <w:t xml:space="preserve"> </w:t>
+        <w:t xml:space="preserve">A combo chart overlaying a bar series (Bottles Quantity) with a line series (Total Revenue) across calendar months. It reveals whether volume growth translates into proportional revenue growth, exposing potential margin pressure or pricing shifts. </w:t>
       </w:r>
       <w:r>
         <w:rPr>
@@ -1066,15 +986,7 @@
           <w:b/>
           <w:bCs/>
         </w:rPr>
-        <w:t xml:space="preserve">3. </w:t>
-      </w:r>
-      <w:r>
-        <w:rPr>
-          <w:rFonts w:ascii="Times New Roman" w:hAnsi="Times New Roman" w:cs="Times New Roman"/>
-          <w:b/>
-          <w:bCs/>
-        </w:rPr>
-        <w:t>Net Profit by Channel Type (Donut Chart)</w:t>
+        <w:t>3. Net Profit by Channel Type (Donut Chart)</w:t>
       </w:r>
     </w:p>
     <w:p>
@@ -1088,13 +1000,7 @@
         <w:rPr>
           <w:rFonts w:ascii="Times New Roman" w:hAnsi="Times New Roman" w:cs="Times New Roman"/>
         </w:rPr>
-        <w:t>A donut chart breaking down final net profit retention by sales channel (Online vs. Physical Stores).</w:t>
-      </w:r>
-      <w:r>
-        <w:rPr>
-          <w:rFonts w:ascii="Times New Roman" w:hAnsi="Times New Roman" w:cs="Times New Roman"/>
-        </w:rPr>
-        <w:t xml:space="preserve"> </w:t>
+        <w:t xml:space="preserve">A donut chart breaking down final net profit retention by sales channel (Online vs. Physical Stores). </w:t>
       </w:r>
       <w:r>
         <w:rPr>
@@ -1120,14 +1026,30 @@
         <w:rPr>
           <w:rFonts w:ascii="Times New Roman" w:hAnsi="Times New Roman" w:cs="Times New Roman"/>
         </w:rPr>
+        <w:t xml:space="preserve"> Visualizes the Total Net Profit measure sliced by the channel dimension attribute from the sales channel master table.</w:t>
+      </w:r>
+    </w:p>
+    <w:p>
+      <w:pPr>
+        <w:ind w:left="360"/>
+        <w:rPr>
+          <w:rFonts w:ascii="Times New Roman" w:hAnsi="Times New Roman" w:cs="Times New Roman"/>
+        </w:rPr>
+      </w:pPr>
+      <w:r>
+        <w:rPr>
+          <w:rFonts w:ascii="Times New Roman" w:hAnsi="Times New Roman" w:cs="Times New Roman"/>
+          <w:b/>
+          <w:bCs/>
+        </w:rPr>
+        <w:t>4. Net Profit: MTD vs. Prior Year (Line Chart)</w:t>
+      </w:r>
+      <w:r>
+        <w:rPr>
+          <w:rFonts w:ascii="Times New Roman" w:hAnsi="Times New Roman" w:cs="Times New Roman"/>
+        </w:rPr>
         <w:t xml:space="preserve"> </w:t>
       </w:r>
-      <w:r>
-        <w:rPr>
-          <w:rFonts w:ascii="Times New Roman" w:hAnsi="Times New Roman" w:cs="Times New Roman"/>
-        </w:rPr>
-        <w:t>Visualizes the Total Net Profit measure sliced by the channel dimension attribute from the sales channel master table.</w:t>
-      </w:r>
     </w:p>
     <w:p>
       <w:pPr>
@@ -1139,18 +1061,117 @@
       <w:r>
         <w:rPr>
           <w:rFonts w:ascii="Times New Roman" w:hAnsi="Times New Roman" w:cs="Times New Roman"/>
-          <w:b/>
-          <w:bCs/>
-        </w:rPr>
-        <w:t xml:space="preserve">4. </w:t>
-      </w:r>
-      <w:r>
-        <w:rPr>
-          <w:rFonts w:ascii="Times New Roman" w:hAnsi="Times New Roman" w:cs="Times New Roman"/>
-          <w:b/>
-          <w:bCs/>
-        </w:rPr>
-        <w:t>Net Profit: MTD vs. Prior Year (Line Chart)</w:t>
+        </w:rPr>
+        <w:t>C</w:t>
+      </w:r>
+      <w:r>
+        <w:rPr>
+          <w:rFonts w:ascii="Times New Roman" w:hAnsi="Times New Roman" w:cs="Times New Roman"/>
+        </w:rPr>
+        <w:t>ompares current month-to-date Net Profit against the same period in the prior year, plotted across all 12 months grouped by quarter.</w:t>
+      </w:r>
+      <w:r>
+        <w:rPr>
+          <w:rFonts w:ascii="Times New Roman" w:hAnsi="Times New Roman" w:cs="Times New Roman"/>
+        </w:rPr>
+        <w:t xml:space="preserve"> A line chart comparing current Month-to-Date (MTD) Net Profit directly against the exact same period from the previous fiscal year.</w:t>
+      </w:r>
+      <w:r>
+        <w:rPr>
+          <w:rFonts w:ascii="Times New Roman" w:hAnsi="Times New Roman" w:cs="Times New Roman"/>
+        </w:rPr>
+        <w:t xml:space="preserve"> This enables the </w:t>
+      </w:r>
+      <w:r>
+        <w:rPr>
+          <w:rFonts w:ascii="Times New Roman" w:hAnsi="Times New Roman" w:cs="Times New Roman"/>
+        </w:rPr>
+        <w:t>user</w:t>
+      </w:r>
+      <w:r>
+        <w:rPr>
+          <w:rFonts w:ascii="Times New Roman" w:hAnsi="Times New Roman" w:cs="Times New Roman"/>
+        </w:rPr>
+        <w:t xml:space="preserve"> to identify YoY performance </w:t>
+      </w:r>
+      <w:r>
+        <w:rPr>
+          <w:rFonts w:ascii="Times New Roman" w:hAnsi="Times New Roman" w:cs="Times New Roman"/>
+        </w:rPr>
+        <w:lastRenderedPageBreak/>
+        <w:t>trends and seasonal patterns. Two time-intelligence measures were created: Net Profit MTD, Net Profit Last MTD.</w:t>
+      </w:r>
+    </w:p>
+    <w:p>
+      <w:pPr>
+        <w:ind w:left="360"/>
+        <w:rPr>
+          <w:rFonts w:ascii="Times New Roman" w:hAnsi="Times New Roman" w:cs="Times New Roman"/>
+        </w:rPr>
+      </w:pPr>
+      <w:r>
+        <w:rPr>
+          <w:rFonts w:ascii="Times New Roman" w:hAnsi="Times New Roman" w:cs="Times New Roman"/>
+        </w:rPr>
+        <w:t xml:space="preserve">5. </w:t>
+      </w:r>
+      <w:r>
+        <w:rPr>
+          <w:rFonts w:ascii="Times New Roman" w:hAnsi="Times New Roman" w:cs="Times New Roman"/>
+          <w:b/>
+          <w:bCs/>
+        </w:rPr>
+        <w:t>Financial Performance Breakdown: Revenue to Net Profit (Waterfall Chart)</w:t>
+      </w:r>
+    </w:p>
+    <w:p>
+      <w:pPr>
+        <w:ind w:left="360"/>
+        <w:rPr>
+          <w:rFonts w:ascii="Times New Roman" w:hAnsi="Times New Roman" w:cs="Times New Roman"/>
+        </w:rPr>
+      </w:pPr>
+      <w:r>
+        <w:rPr>
+          <w:rFonts w:ascii="Times New Roman" w:hAnsi="Times New Roman" w:cs="Times New Roman"/>
+        </w:rPr>
+        <w:t>Visualizes the full P&amp;L bridge: Total Revenue → minus COGS → Gross Profit → minus Discount → Net Profit. This single chart answers the question of where margin is being lost and how discount spend compares to COGS as a drag on profitability. All component measures (COGS, Gross Profit, Discount, Net Profit) were explicitly defined in DAX to ensure correct waterfall step logic.</w:t>
+      </w:r>
+    </w:p>
+    <w:p>
+      <w:pPr>
+        <w:ind w:left="360"/>
+        <w:rPr>
+          <w:rFonts w:ascii="Times New Roman" w:hAnsi="Times New Roman" w:cs="Times New Roman"/>
+        </w:rPr>
+      </w:pPr>
+      <w:r>
+        <w:rPr>
+          <w:rFonts w:ascii="Times New Roman" w:hAnsi="Times New Roman" w:cs="Times New Roman"/>
+        </w:rPr>
+        <w:t>Native Power BI Waterfall charts are designed to show changes within a single metric across a specific dimension (e.g., Revenue growth month-over-month). They cannot naturally bridge the gap between completely different ledger concepts like Gross Revenue, COGS, Discounts, and Net Profit in a sequential financial statement style.</w:t>
+      </w:r>
+    </w:p>
+    <w:p>
+      <w:pPr>
+        <w:ind w:left="360"/>
+        <w:rPr>
+          <w:rFonts w:ascii="Times New Roman" w:hAnsi="Times New Roman" w:cs="Times New Roman"/>
+        </w:rPr>
+      </w:pPr>
+      <w:r>
+        <w:rPr>
+          <w:rFonts w:ascii="Times New Roman" w:hAnsi="Times New Roman" w:cs="Times New Roman"/>
+        </w:rPr>
+        <w:t xml:space="preserve">So, </w:t>
+      </w:r>
+      <w:r>
+        <w:rPr>
+          <w:rFonts w:ascii="Times New Roman" w:hAnsi="Times New Roman" w:cs="Times New Roman"/>
+          <w:b/>
+          <w:bCs/>
+        </w:rPr>
+        <w:t>Pl_Structure</w:t>
       </w:r>
       <w:r>
         <w:rPr>
@@ -1158,220 +1179,11 @@
         </w:rPr>
         <w:t xml:space="preserve"> </w:t>
       </w:r>
-    </w:p>
-    <w:p>
-      <w:pPr>
-        <w:ind w:left="360"/>
-        <w:rPr>
-          <w:rFonts w:ascii="Times New Roman" w:hAnsi="Times New Roman" w:cs="Times New Roman"/>
-        </w:rPr>
-      </w:pPr>
-      <w:r>
-        <w:rPr>
-          <w:rFonts w:ascii="Times New Roman" w:hAnsi="Times New Roman" w:cs="Times New Roman"/>
-        </w:rPr>
-        <w:t>C</w:t>
-      </w:r>
-      <w:r>
-        <w:rPr>
-          <w:rFonts w:ascii="Times New Roman" w:hAnsi="Times New Roman" w:cs="Times New Roman"/>
-        </w:rPr>
-        <w:t>ompares current month-to-date Net Profit against the same period in the prior year, plotted across all 12 months grouped by quarter.</w:t>
-      </w:r>
-      <w:r>
-        <w:rPr>
-          <w:rFonts w:ascii="Times New Roman" w:hAnsi="Times New Roman" w:cs="Times New Roman"/>
-        </w:rPr>
-        <w:t xml:space="preserve"> </w:t>
-      </w:r>
-      <w:r>
-        <w:rPr>
-          <w:rFonts w:ascii="Times New Roman" w:hAnsi="Times New Roman" w:cs="Times New Roman"/>
-        </w:rPr>
-        <w:t>A line chart comparing current Month-to-Date (MTD) Net Profit directly against the exact same period from the previous fiscal year.</w:t>
-      </w:r>
-      <w:r>
-        <w:rPr>
-          <w:rFonts w:ascii="Times New Roman" w:hAnsi="Times New Roman" w:cs="Times New Roman"/>
-        </w:rPr>
-        <w:t xml:space="preserve"> This enables the </w:t>
-      </w:r>
-      <w:r>
-        <w:rPr>
-          <w:rFonts w:ascii="Times New Roman" w:hAnsi="Times New Roman" w:cs="Times New Roman"/>
-        </w:rPr>
-        <w:t>user</w:t>
-      </w:r>
-      <w:r>
-        <w:rPr>
-          <w:rFonts w:ascii="Times New Roman" w:hAnsi="Times New Roman" w:cs="Times New Roman"/>
-        </w:rPr>
-        <w:t xml:space="preserve"> to identify YoY performance </w:t>
-      </w:r>
-      <w:r>
-        <w:rPr>
-          <w:rFonts w:ascii="Times New Roman" w:hAnsi="Times New Roman" w:cs="Times New Roman"/>
-        </w:rPr>
-        <w:lastRenderedPageBreak/>
-        <w:t>trends and seasonal patterns. Two time-intelligence measures were created:</w:t>
-      </w:r>
-      <w:r>
-        <w:rPr>
-          <w:rFonts w:ascii="Times New Roman" w:hAnsi="Times New Roman" w:cs="Times New Roman"/>
-        </w:rPr>
-        <w:t xml:space="preserve"> </w:t>
-      </w:r>
-      <w:r>
-        <w:rPr>
-          <w:rFonts w:ascii="Times New Roman" w:hAnsi="Times New Roman" w:cs="Times New Roman"/>
-        </w:rPr>
-        <w:t>Net Profit MTD</w:t>
-      </w:r>
-      <w:r>
-        <w:rPr>
-          <w:rFonts w:ascii="Times New Roman" w:hAnsi="Times New Roman" w:cs="Times New Roman"/>
-        </w:rPr>
-        <w:t xml:space="preserve">, </w:t>
-      </w:r>
-      <w:r>
-        <w:rPr>
-          <w:rFonts w:ascii="Times New Roman" w:hAnsi="Times New Roman" w:cs="Times New Roman"/>
-        </w:rPr>
-        <w:t>Net Profit Last MTD</w:t>
-      </w:r>
-      <w:r>
-        <w:rPr>
-          <w:rFonts w:ascii="Times New Roman" w:hAnsi="Times New Roman" w:cs="Times New Roman"/>
-        </w:rPr>
-        <w:t>.</w:t>
-      </w:r>
-    </w:p>
-    <w:p>
-      <w:pPr>
-        <w:ind w:left="360"/>
-        <w:rPr>
-          <w:rFonts w:ascii="Times New Roman" w:hAnsi="Times New Roman" w:cs="Times New Roman"/>
-        </w:rPr>
-      </w:pPr>
-      <w:r>
-        <w:rPr>
-          <w:rFonts w:ascii="Times New Roman" w:hAnsi="Times New Roman" w:cs="Times New Roman"/>
-        </w:rPr>
-        <w:t xml:space="preserve">5. </w:t>
-      </w:r>
-      <w:r>
-        <w:rPr>
-          <w:rFonts w:ascii="Times New Roman" w:hAnsi="Times New Roman" w:cs="Times New Roman"/>
-          <w:b/>
-          <w:bCs/>
-        </w:rPr>
-        <w:t>Financial Performance Breakdown: Revenue to Net Profit (Waterfall Chart)</w:t>
-      </w:r>
-    </w:p>
-    <w:p>
-      <w:pPr>
-        <w:ind w:left="360"/>
-        <w:rPr>
-          <w:rFonts w:ascii="Times New Roman" w:hAnsi="Times New Roman" w:cs="Times New Roman"/>
-          <w:lang w:val="ru-RU"/>
-        </w:rPr>
-      </w:pPr>
-      <w:r>
-        <w:rPr>
-          <w:rFonts w:ascii="Times New Roman" w:hAnsi="Times New Roman" w:cs="Times New Roman"/>
-        </w:rPr>
-        <w:t>Visualizes the full P&amp;L bridge: Total Revenue → minus COGS → Gross Profit → minus Discount → Net Profit. This single chart answers the question of where margin is being lost and how discount spend compares to COGS as a drag on profitability. All component measures (COGS, Gross Profit, Discount, Net Profit) were explicitly defined in DAX to ensure correct waterfall step logic.</w:t>
-      </w:r>
-    </w:p>
-    <w:p>
-      <w:pPr>
-        <w:ind w:left="360"/>
-        <w:rPr>
-          <w:rFonts w:ascii="Times New Roman" w:hAnsi="Times New Roman" w:cs="Times New Roman"/>
-          <w:lang w:val="ru-RU"/>
-        </w:rPr>
-      </w:pPr>
-      <w:r>
-        <w:rPr>
-          <w:rFonts w:ascii="Times New Roman" w:hAnsi="Times New Roman" w:cs="Times New Roman"/>
-        </w:rPr>
-        <w:t>Native Power BI Waterfall charts are designed to show changes within a single metric across a specific dimension (e.g., Revenue growth month-over-month). They cannot naturally bridge the gap between completely different ledger concepts like Gross Revenue, COGS, Discounts, and Net Profit in a sequential financial statement style.</w:t>
-      </w:r>
-    </w:p>
-    <w:p>
-      <w:pPr>
-        <w:ind w:left="360"/>
-        <w:rPr>
-          <w:rFonts w:ascii="Times New Roman" w:hAnsi="Times New Roman" w:cs="Times New Roman"/>
-        </w:rPr>
-      </w:pPr>
-      <w:r>
-        <w:rPr>
-          <w:rFonts w:ascii="Times New Roman" w:hAnsi="Times New Roman" w:cs="Times New Roman"/>
-        </w:rPr>
-        <w:t xml:space="preserve">So, </w:t>
-      </w:r>
-      <w:r>
-        <w:rPr>
-          <w:rFonts w:ascii="Times New Roman" w:hAnsi="Times New Roman" w:cs="Times New Roman"/>
-          <w:b/>
-          <w:bCs/>
-        </w:rPr>
-        <w:t>Pl_Structure</w:t>
-      </w:r>
-      <w:r>
-        <w:rPr>
-          <w:rFonts w:ascii="Times New Roman" w:hAnsi="Times New Roman" w:cs="Times New Roman"/>
-        </w:rPr>
-        <w:t xml:space="preserve"> </w:t>
-      </w:r>
-      <w:r>
-        <w:rPr>
-          <w:rFonts w:ascii="Times New Roman" w:hAnsi="Times New Roman" w:cs="Times New Roman"/>
-        </w:rPr>
-        <w:t xml:space="preserve">table was created to ensure </w:t>
-      </w:r>
-      <w:r>
-        <w:rPr>
-          <w:rFonts w:ascii="Times New Roman" w:hAnsi="Times New Roman" w:cs="Times New Roman"/>
-        </w:rPr>
-        <w:t xml:space="preserve">that financial deductions always follow a strict logical order: Inflow (Revenue) </w:t>
-      </w:r>
-      <w:r>
-        <w:rPr>
-          <w:rFonts w:ascii="Times New Roman" w:hAnsi="Times New Roman" w:cs="Times New Roman"/>
-        </w:rPr>
-        <w:t>-</w:t>
-      </w:r>
-      <w:r>
-        <w:rPr>
-          <w:rFonts w:ascii="Times New Roman" w:hAnsi="Times New Roman" w:cs="Times New Roman"/>
-        </w:rPr>
-        <w:t xml:space="preserve"> Outflows (Costs/Discounts) </w:t>
-      </w:r>
-      <w:r>
-        <w:rPr>
-          <w:rFonts w:ascii="Times New Roman" w:hAnsi="Times New Roman" w:cs="Times New Roman"/>
-        </w:rPr>
-        <w:t>-</w:t>
-      </w:r>
-      <w:r>
-        <w:rPr>
-          <w:rFonts w:ascii="Times New Roman" w:hAnsi="Times New Roman" w:cs="Times New Roman"/>
-        </w:rPr>
-        <w:t xml:space="preserve"> Final Subtotal (Net Profit).</w:t>
-      </w:r>
-      <w:r>
-        <w:rPr>
-          <w:rFonts w:ascii="Times New Roman" w:hAnsi="Times New Roman" w:cs="Times New Roman"/>
-        </w:rPr>
-        <w:t xml:space="preserve"> </w:t>
-      </w:r>
-      <w:r>
-        <w:rPr>
-          <w:rFonts w:ascii="Times New Roman" w:hAnsi="Times New Roman" w:cs="Times New Roman"/>
-        </w:rPr>
-        <w:t xml:space="preserve">It allows the chart to explicitly define whether an element is an </w:t>
+      <w:r>
+        <w:rPr>
+          <w:rFonts w:ascii="Times New Roman" w:hAnsi="Times New Roman" w:cs="Times New Roman"/>
+        </w:rPr>
+        <w:t xml:space="preserve">table was created to ensure that financial deductions always follow a strict logical order: Inflow (Revenue) - Outflows (Costs/Discounts) - Final Subtotal (Net Profit). It allows the chart to explicitly define whether an element is an </w:t>
       </w:r>
       <w:r>
         <w:rPr>
@@ -1399,13 +1211,7 @@
         <w:rPr>
           <w:rFonts w:ascii="Times New Roman" w:hAnsi="Times New Roman" w:cs="Times New Roman"/>
         </w:rPr>
-        <w:t>, preventing Power BI from treating final metrics as cumulative additions</w:t>
-      </w:r>
-      <w:r>
-        <w:rPr>
-          <w:rFonts w:ascii="Times New Roman" w:hAnsi="Times New Roman" w:cs="Times New Roman"/>
-        </w:rPr>
-        <w:t>:</w:t>
+        <w:t>, preventing Power BI from treating final metrics as cumulative additions:</w:t>
       </w:r>
       <w:r>
         <w:rPr>
@@ -1416,6 +1222,7 @@
       <w:r>
         <w:rPr>
           <w:rFonts w:ascii="Times New Roman" w:hAnsi="Times New Roman" w:cs="Times New Roman"/>
+          <w:noProof/>
         </w:rPr>
         <w:drawing>
           <wp:inline distT="0" distB="0" distL="0" distR="0" wp14:anchorId="1A8D4EF0" wp14:editId="09E84FB2">
@@ -1479,17 +1286,12 @@
         <w:rPr>
           <w:rFonts w:ascii="Times New Roman" w:hAnsi="Times New Roman" w:cs="Times New Roman"/>
         </w:rPr>
-        <w:t>.</w:t>
-      </w:r>
-      <w:r>
-        <w:rPr>
-          <w:rFonts w:ascii="Times New Roman" w:hAnsi="Times New Roman" w:cs="Times New Roman"/>
-        </w:rPr>
-        <w:t>This measure intercepts the row context of the custom table and injects the corresponding independent measure, while dynamically flipping the mathematical sign (positive/negative) for expenses:</w:t>
-      </w:r>
-      <w:r>
-        <w:rPr>
-          <w:rFonts w:ascii="Times New Roman" w:hAnsi="Times New Roman" w:cs="Times New Roman"/>
+        <w:t>.This measure intercepts the row context of the custom table and injects the corresponding independent measure, while dynamically flipping the mathematical sign (positive/negative) for expenses:</w:t>
+      </w:r>
+      <w:r>
+        <w:rPr>
+          <w:rFonts w:ascii="Times New Roman" w:hAnsi="Times New Roman" w:cs="Times New Roman"/>
+          <w:noProof/>
         </w:rPr>
         <w:drawing>
           <wp:inline distT="0" distB="0" distL="0" distR="0" wp14:anchorId="3C42B68A" wp14:editId="17E0DC59">
@@ -1551,6 +1353,7 @@
       <w:r>
         <w:rPr>
           <w:rFonts w:ascii="Times New Roman" w:hAnsi="Times New Roman" w:cs="Times New Roman"/>
+          <w:noProof/>
         </w:rPr>
         <w:drawing>
           <wp:inline distT="0" distB="0" distL="0" distR="0" wp14:anchorId="751A21FF" wp14:editId="3B2AEA2C">
@@ -1626,37 +1429,13 @@
         <w:rPr>
           <w:rFonts w:ascii="Times New Roman" w:hAnsi="Times New Roman" w:cs="Times New Roman"/>
         </w:rPr>
-        <w:t>determine</w:t>
-      </w:r>
-      <w:r>
-        <w:rPr>
-          <w:rFonts w:ascii="Times New Roman" w:hAnsi="Times New Roman" w:cs="Times New Roman"/>
-        </w:rPr>
-        <w:t>s</w:t>
-      </w:r>
-      <w:r>
-        <w:rPr>
-          <w:rFonts w:ascii="Times New Roman" w:hAnsi="Times New Roman" w:cs="Times New Roman"/>
-        </w:rPr>
-        <w:t xml:space="preserve"> whether the business relies on low-margin volume items or if profitability is sustained by the premium category, directly driving future assortment and pricing strategies</w:t>
-      </w:r>
-      <w:r>
-        <w:rPr>
-          <w:rFonts w:ascii="Times New Roman" w:hAnsi="Times New Roman" w:cs="Times New Roman"/>
-        </w:rPr>
-        <w:t>.</w:t>
-      </w:r>
-      <w:r>
-        <w:rPr>
-          <w:rFonts w:ascii="Times New Roman" w:hAnsi="Times New Roman" w:cs="Times New Roman"/>
-        </w:rPr>
-        <w:t xml:space="preserve"> </w:t>
-      </w:r>
-      <w:r>
-        <w:rPr>
-          <w:rFonts w:ascii="Times New Roman" w:hAnsi="Times New Roman" w:cs="Times New Roman"/>
-        </w:rPr>
-        <w:t>Uses a calculated attribute column in the product master table to group sales dynamically:</w:t>
+        <w:t>determines whether the business relies on low-margin volume items or if profitability is sustained by the premium category, directly driving future assortment and pricing strategies</w:t>
+      </w:r>
+      <w:r>
+        <w:rPr>
+          <w:rFonts w:ascii="Times New Roman" w:hAnsi="Times New Roman" w:cs="Times New Roman"/>
+        </w:rPr>
+        <w:t>. Uses a calculated attribute column in the product master table to group sales dynamically:</w:t>
       </w:r>
       <w:r>
         <w:rPr>
@@ -1667,6 +1446,7 @@
       <w:r>
         <w:rPr>
           <w:rFonts w:ascii="Times New Roman" w:hAnsi="Times New Roman" w:cs="Times New Roman"/>
+          <w:noProof/>
         </w:rPr>
         <w:drawing>
           <wp:inline distT="0" distB="0" distL="0" distR="0" wp14:anchorId="6E05FB8D" wp14:editId="58A10204">
@@ -1718,15 +1498,7 @@
           <w:b/>
           <w:bCs/>
         </w:rPr>
-        <w:t>7.</w:t>
-      </w:r>
-      <w:r>
-        <w:rPr>
-          <w:rFonts w:ascii="Times New Roman" w:hAnsi="Times New Roman" w:cs="Times New Roman"/>
-          <w:b/>
-          <w:bCs/>
-        </w:rPr>
-        <w:t>Total COGS and Total Revenue by Year and Month (Area Chart)</w:t>
+        <w:t>7.Total COGS and Total Revenue by Year and Month (Area Chart)</w:t>
       </w:r>
       <w:r>
         <w:rPr>
@@ -1738,13 +1510,7 @@
         <w:rPr>
           <w:rFonts w:ascii="Times New Roman" w:hAnsi="Times New Roman" w:cs="Times New Roman"/>
         </w:rPr>
-        <w:t xml:space="preserve"> </w:t>
-      </w:r>
-      <w:r>
-        <w:rPr>
-          <w:rFonts w:ascii="Times New Roman" w:hAnsi="Times New Roman" w:cs="Times New Roman"/>
-        </w:rPr>
-        <w:t xml:space="preserve">Outliers and SKUs are grouped dynamically using an architectural calculated column in the product master table that buckets sales into operational text labels: </w:t>
+        <w:t xml:space="preserve"> Outliers and SKUs are grouped dynamically using an architectural calculated column in the product master table that buckets sales into operational text labels: </w:t>
       </w:r>
       <w:r>
         <w:rPr>
@@ -1792,25 +1558,7 @@
         <w:rPr>
           <w:rFonts w:ascii="Times New Roman" w:hAnsi="Times New Roman" w:cs="Times New Roman"/>
         </w:rPr>
-        <w:t xml:space="preserve"> Measures used: Total_COGS</w:t>
-      </w:r>
-      <w:r>
-        <w:rPr>
-          <w:rFonts w:ascii="Times New Roman" w:hAnsi="Times New Roman" w:cs="Times New Roman"/>
-        </w:rPr>
-        <w:t xml:space="preserve">, </w:t>
-      </w:r>
-      <w:r>
-        <w:rPr>
-          <w:rFonts w:ascii="Times New Roman" w:hAnsi="Times New Roman" w:cs="Times New Roman"/>
-        </w:rPr>
-        <w:t>Total Revenue</w:t>
-      </w:r>
-      <w:r>
-        <w:rPr>
-          <w:rFonts w:ascii="Times New Roman" w:hAnsi="Times New Roman" w:cs="Times New Roman"/>
-        </w:rPr>
-        <w:t xml:space="preserve">. </w:t>
+        <w:t xml:space="preserve"> Measures used: Total_COGS, Total Revenue. </w:t>
       </w:r>
     </w:p>
     <w:p>
@@ -1950,13 +1698,7 @@
         <w:rPr>
           <w:rFonts w:ascii="Times New Roman" w:hAnsi="Times New Roman" w:cs="Times New Roman"/>
         </w:rPr>
-        <w:t xml:space="preserve">: </w:t>
-      </w:r>
-      <w:r>
-        <w:rPr>
-          <w:rFonts w:ascii="Times New Roman" w:hAnsi="Times New Roman" w:cs="Times New Roman"/>
-        </w:rPr>
-        <w:t xml:space="preserve">A static chart title can mislead executive users when they change filter contexts (e.g., slicing by Year or Month). If a manager filters the report to a single year, a title like </w:t>
+        <w:t xml:space="preserve">: A static chart title can mislead executive users when they change filter contexts (e.g., slicing by Year or Month). If a manager filters the report to a single year, a title like </w:t>
       </w:r>
       <w:r>
         <w:rPr>
@@ -1970,19 +1712,7 @@
         <w:rPr>
           <w:rFonts w:ascii="Times New Roman" w:hAnsi="Times New Roman" w:cs="Times New Roman"/>
         </w:rPr>
-        <w:t xml:space="preserve"> becomes incorrect and creates cognitive friction. Dynamic titling ensures that the layout adapts instantly, providing clear text confirmation of the active data scope.</w:t>
-      </w:r>
-      <w:r>
-        <w:rPr>
-          <w:rFonts w:ascii="Times New Roman" w:hAnsi="Times New Roman" w:cs="Times New Roman"/>
-        </w:rPr>
-        <w:t xml:space="preserve"> </w:t>
-      </w:r>
-      <w:r>
-        <w:rPr>
-          <w:rFonts w:ascii="Times New Roman" w:hAnsi="Times New Roman" w:cs="Times New Roman"/>
-        </w:rPr>
-        <w:t>Instead of hardcoding text in the visual's title property, a dedicated string-returning DAX measure was developed. This measure evaluates the active filter context using ISFILTERED or SELECTEDVALUE functions and builds a human-readable title dynamically:</w:t>
+        <w:t xml:space="preserve"> becomes incorrect and creates cognitive friction. Dynamic titling ensures that the layout adapts instantly, providing clear text confirmation of the active data scope. Instead of hardcoding text in the visual's title property, a dedicated string-returning DAX measure was developed. This measure evaluates the active filter context using ISFILTERED or SELECTEDVALUE functions and builds a human-readable title dynamically:</w:t>
       </w:r>
       <w:r>
         <w:rPr>
@@ -1993,6 +1723,7 @@
       <w:r>
         <w:rPr>
           <w:rFonts w:ascii="Times New Roman" w:hAnsi="Times New Roman" w:cs="Times New Roman"/>
+          <w:noProof/>
         </w:rPr>
         <w:drawing>
           <wp:inline distT="0" distB="0" distL="0" distR="0" wp14:anchorId="31EF22CC" wp14:editId="3A9A2BB5">
@@ -2052,19 +1783,7 @@
         <w:rPr>
           <w:rFonts w:ascii="Times New Roman" w:hAnsi="Times New Roman" w:cs="Times New Roman"/>
         </w:rPr>
-        <w:t xml:space="preserve"> A custom tooltip page was built and attached to the Monthly Trend combo chart. When a user hovers over any month bar, a pop-up tooltip appears showing:</w:t>
-      </w:r>
-      <w:r>
-        <w:rPr>
-          <w:rFonts w:ascii="Times New Roman" w:hAnsi="Times New Roman" w:cs="Times New Roman"/>
-        </w:rPr>
-        <w:t xml:space="preserve"> </w:t>
-      </w:r>
-      <w:r>
-        <w:rPr>
-          <w:rFonts w:ascii="Times New Roman" w:hAnsi="Times New Roman" w:cs="Times New Roman"/>
-        </w:rPr>
-        <w:t xml:space="preserve">A donut chart splitting Total Revenue between </w:t>
+        <w:t xml:space="preserve"> A custom tooltip page was built and attached to the Monthly Trend combo chart. When a user hovers over any month bar, a pop-up tooltip appears showing: A donut chart splitting Total Revenue between </w:t>
       </w:r>
       <w:r>
         <w:rPr>
@@ -2090,13 +1809,7 @@
         <w:rPr>
           <w:rFonts w:ascii="Times New Roman" w:hAnsi="Times New Roman" w:cs="Times New Roman"/>
         </w:rPr>
-        <w:t xml:space="preserve"> and t</w:t>
-      </w:r>
-      <w:r>
-        <w:rPr>
-          <w:rFonts w:ascii="Times New Roman" w:hAnsi="Times New Roman" w:cs="Times New Roman"/>
-        </w:rPr>
-        <w:t xml:space="preserve">wo KPI mini-cards: </w:t>
+        <w:t xml:space="preserve"> and two KPI mini-cards: </w:t>
       </w:r>
       <w:r>
         <w:rPr>
@@ -2122,19 +1835,7 @@
         <w:rPr>
           <w:rFonts w:ascii="Times New Roman" w:hAnsi="Times New Roman" w:cs="Times New Roman"/>
         </w:rPr>
-        <w:t xml:space="preserve">. </w:t>
-      </w:r>
-      <w:r>
-        <w:rPr>
-          <w:rFonts w:ascii="Times New Roman" w:hAnsi="Times New Roman" w:cs="Times New Roman"/>
-        </w:rPr>
-        <w:t>This tooltip directly answers the Business Question about weekend purchasing patterns without requiring a separate page or drill-through.</w:t>
-      </w:r>
-      <w:r>
-        <w:rPr>
-          <w:rFonts w:ascii="Times New Roman" w:hAnsi="Times New Roman" w:cs="Times New Roman"/>
-        </w:rPr>
-        <w:t xml:space="preserve"> Special calculated column </w:t>
+        <w:t xml:space="preserve">. This tooltip directly answers the Business Question about weekend purchasing patterns without requiring a separate page or drill-through. Special calculated column </w:t>
       </w:r>
       <w:r>
         <w:rPr>
@@ -2159,6 +1860,7 @@
       <w:r>
         <w:rPr>
           <w:rFonts w:ascii="Times New Roman" w:hAnsi="Times New Roman" w:cs="Times New Roman"/>
+          <w:noProof/>
         </w:rPr>
         <w:drawing>
           <wp:inline distT="0" distB="0" distL="0" distR="0" wp14:anchorId="1617FC77" wp14:editId="4AC09CC6">
@@ -2234,13 +1936,7 @@
         <w:rPr>
           <w:rFonts w:ascii="Times New Roman" w:hAnsi="Times New Roman" w:cs="Times New Roman"/>
         </w:rPr>
-        <w:t xml:space="preserve"> To improve first-time user orientation, four annotated arrow callouts were added directly onto the report canvas in Power BI using text boxes and shape arrows</w:t>
-      </w:r>
-      <w:r>
-        <w:rPr>
-          <w:rFonts w:ascii="Times New Roman" w:hAnsi="Times New Roman" w:cs="Times New Roman"/>
-        </w:rPr>
-        <w:t>:</w:t>
+        <w:t xml:space="preserve"> To improve first-time user orientation, four annotated arrow callouts were added directly onto the report canvas in Power BI using text boxes and shape arrows:</w:t>
       </w:r>
     </w:p>
     <w:p>
@@ -2260,6 +1956,7 @@
       <w:r>
         <w:rPr>
           <w:rFonts w:ascii="Times New Roman" w:hAnsi="Times New Roman" w:cs="Times New Roman"/>
+          <w:noProof/>
         </w:rPr>
         <w:drawing>
           <wp:inline distT="0" distB="0" distL="0" distR="0" wp14:anchorId="18E90FAA" wp14:editId="19F389FF">
@@ -2317,27 +2014,13 @@
           <w:b/>
           <w:bCs/>
         </w:rPr>
-        <w:t>AI-Powered Self-Service Analytics: Q&amp;A Integration</w:t>
-      </w:r>
-      <w:r>
-        <w:rPr>
-          <w:rFonts w:ascii="Times New Roman" w:hAnsi="Times New Roman" w:cs="Times New Roman"/>
-          <w:b/>
-          <w:bCs/>
-        </w:rPr>
-        <w:t xml:space="preserve"> </w:t>
-      </w:r>
-      <w:r>
-        <w:rPr>
-          <w:rFonts w:ascii="Times New Roman" w:hAnsi="Times New Roman" w:cs="Times New Roman"/>
-        </w:rPr>
-        <w:t>The button in the top-left corner of the report triggers Power BI's built-in Q&amp;A natural language engine, giving any user the ability to query the data model conversationally without needing to navigate between pages or understand the underlying data structure</w:t>
-      </w:r>
-      <w:r>
-        <w:rPr>
-          <w:rFonts w:ascii="Times New Roman" w:hAnsi="Times New Roman" w:cs="Times New Roman"/>
-        </w:rPr>
-        <w:t>:</w:t>
+        <w:t xml:space="preserve">AI-Powered Self-Service Analytics: Q&amp;A Integration </w:t>
+      </w:r>
+      <w:r>
+        <w:rPr>
+          <w:rFonts w:ascii="Times New Roman" w:hAnsi="Times New Roman" w:cs="Times New Roman"/>
+        </w:rPr>
+        <w:t>The button in the top-left corner of the report triggers Power BI's built-in Q&amp;A natural language engine, giving any user the ability to query the data model conversationally without needing to navigate between pages or understand the underlying data structure:</w:t>
       </w:r>
     </w:p>
     <w:p>
@@ -2350,6 +2033,7 @@
       <w:r>
         <w:rPr>
           <w:rFonts w:ascii="Times New Roman" w:hAnsi="Times New Roman" w:cs="Times New Roman"/>
+          <w:noProof/>
           <w:lang w:val="ru-RU"/>
         </w:rPr>
         <w:lastRenderedPageBreak/>
@@ -2405,23 +2089,7 @@
           <w:b/>
           <w:bCs/>
         </w:rPr>
-        <w:t xml:space="preserve">Page 2 </w:t>
-      </w:r>
-      <w:r>
-        <w:rPr>
-          <w:rFonts w:ascii="Times New Roman" w:hAnsi="Times New Roman" w:cs="Times New Roman"/>
-          <w:b/>
-          <w:bCs/>
-        </w:rPr>
-        <w:t>-</w:t>
-      </w:r>
-      <w:r>
-        <w:rPr>
-          <w:rFonts w:ascii="Times New Roman" w:hAnsi="Times New Roman" w:cs="Times New Roman"/>
-          <w:b/>
-          <w:bCs/>
-        </w:rPr>
-        <w:t xml:space="preserve"> Product Profitability</w:t>
+        <w:t>Page 2 - Product Profitability</w:t>
       </w:r>
     </w:p>
     <w:p>
@@ -2538,13 +2206,7 @@
         <w:rPr>
           <w:rFonts w:ascii="Times New Roman" w:hAnsi="Times New Roman" w:cs="Times New Roman"/>
         </w:rPr>
-        <w:t xml:space="preserve"> Ranks the top 5 promotional campaigns by the Net Profit they generated. This directly resolves the Business Problem of being unable to measure true sales lift per campaign. The visual uses Net Profit filtered through promo_id from dim_promotions</w:t>
-      </w:r>
-      <w:r>
-        <w:rPr>
-          <w:rFonts w:ascii="Times New Roman" w:hAnsi="Times New Roman" w:cs="Times New Roman"/>
-        </w:rPr>
-        <w:t>.</w:t>
+        <w:t xml:space="preserve"> Ranks the top 5 promotional campaigns by the Net Profit they generated. This directly resolves the Business Problem of being unable to measure true sales lift per campaign. The visual uses Net Profit filtered through promo_id from dim_promotions.</w:t>
       </w:r>
     </w:p>
     <w:p>
@@ -2570,37 +2232,7 @@
         <w:rPr>
           <w:rFonts w:ascii="Times New Roman" w:hAnsi="Times New Roman" w:cs="Times New Roman"/>
         </w:rPr>
-        <w:t xml:space="preserve"> Analyzes pricing-tier and packaging efficiency. It uncovers whether consumer purchasing behavior favors wholesale volume sizes (Large Format) versus individual consumption scales (Standard or Small Format), steering procurement and logistics strategies.</w:t>
-      </w:r>
-      <w:r>
-        <w:rPr>
-          <w:rFonts w:ascii="Times New Roman" w:hAnsi="Times New Roman" w:cs="Times New Roman"/>
-        </w:rPr>
-        <w:t xml:space="preserve"> U</w:t>
-      </w:r>
-      <w:r>
-        <w:rPr>
-          <w:rFonts w:ascii="Times New Roman" w:hAnsi="Times New Roman" w:cs="Times New Roman"/>
-        </w:rPr>
-        <w:t>ses an architectural calculated column</w:t>
-      </w:r>
-      <w:r>
-        <w:rPr>
-          <w:rFonts w:ascii="Times New Roman" w:hAnsi="Times New Roman" w:cs="Times New Roman"/>
-        </w:rPr>
-        <w:t xml:space="preserve"> </w:t>
-      </w:r>
-      <w:r>
-        <w:rPr>
-          <w:rFonts w:ascii="Times New Roman" w:hAnsi="Times New Roman" w:cs="Times New Roman"/>
-        </w:rPr>
-        <w:t>Bottle Size Group in the product master table to bucket varying milliliter sizes into operational text labels</w:t>
-      </w:r>
-      <w:r>
-        <w:rPr>
-          <w:rFonts w:ascii="Times New Roman" w:hAnsi="Times New Roman" w:cs="Times New Roman"/>
-        </w:rPr>
-        <w:t>.</w:t>
+        <w:t xml:space="preserve"> Analyzes pricing-tier and packaging efficiency. It uncovers whether consumer purchasing behavior favors wholesale volume sizes (Large Format) versus individual consumption scales (Standard or Small Format), steering procurement and logistics strategies. Uses an architectural calculated column Bottle Size Group in the product master table to bucket varying milliliter sizes into operational text labels.</w:t>
       </w:r>
     </w:p>
     <w:p>
@@ -2771,7 +2403,6 @@
         <w:ind w:left="720"/>
         <w:rPr>
           <w:rFonts w:ascii="Times New Roman" w:hAnsi="Times New Roman" w:cs="Times New Roman"/>
-          <w:lang w:val="ru-RU"/>
         </w:rPr>
       </w:pPr>
       <w:r>
@@ -2798,33 +2429,13 @@
           <w:b/>
           <w:bCs/>
         </w:rPr>
-        <w:t>Interactive Geographic Distribution Map (Azure / Map Visual)</w:t>
-      </w:r>
-      <w:r>
-        <w:rPr>
-          <w:rFonts w:ascii="Times New Roman" w:hAnsi="Times New Roman" w:cs="Times New Roman"/>
-          <w:b/>
-          <w:bCs/>
-        </w:rPr>
-        <w:t xml:space="preserve"> </w:t>
-      </w:r>
-      <w:r>
-        <w:rPr>
-          <w:rFonts w:ascii="Times New Roman" w:hAnsi="Times New Roman" w:cs="Times New Roman"/>
-        </w:rPr>
-        <w:t>Identifies regional performance strongholds and market gaps. Instead of scanning endless rows of spreadsheets, it provides an instantaneous visual map of where physical sales points are driving business expansion or lagging.</w:t>
-      </w:r>
-      <w:r>
-        <w:rPr>
-          <w:rFonts w:ascii="Times New Roman" w:hAnsi="Times New Roman" w:cs="Times New Roman"/>
-        </w:rPr>
-        <w:t xml:space="preserve"> </w:t>
-      </w:r>
-      <w:r>
-        <w:rPr>
-          <w:rFonts w:ascii="Times New Roman" w:hAnsi="Times New Roman" w:cs="Times New Roman"/>
-        </w:rPr>
-        <w:t>Utilizes the native mapping engine with geographic coordinates tied to store positions. Bubble boundaries and highlights react dynamically to the global filter state.</w:t>
+        <w:t xml:space="preserve">Interactive Geographic Distribution Map (Azure / Map Visual) </w:t>
+      </w:r>
+      <w:r>
+        <w:rPr>
+          <w:rFonts w:ascii="Times New Roman" w:hAnsi="Times New Roman" w:cs="Times New Roman"/>
+        </w:rPr>
+        <w:t>Identifies regional performance strongholds and market gaps. Instead of scanning endless rows of spreadsheets, it provides an instantaneous visual map of where physical sales points are driving business expansion or lagging. Utilizes the native mapping engine with geographic coordinates tied to store positions. Bubble boundaries and highlights react dynamically to the global filter state.</w:t>
       </w:r>
     </w:p>
     <w:p>
@@ -2846,33 +2457,13 @@
           <w:b/>
           <w:bCs/>
         </w:rPr>
-        <w:t>Sales Volume by County (Treemap Visual)</w:t>
-      </w:r>
-      <w:r>
-        <w:rPr>
-          <w:rFonts w:ascii="Times New Roman" w:hAnsi="Times New Roman" w:cs="Times New Roman"/>
-          <w:b/>
-          <w:bCs/>
-        </w:rPr>
-        <w:t xml:space="preserve"> </w:t>
-      </w:r>
-      <w:r>
-        <w:rPr>
-          <w:rFonts w:ascii="Times New Roman" w:hAnsi="Times New Roman" w:cs="Times New Roman"/>
-        </w:rPr>
-        <w:t>Provides a fast relative scale comparison of volume concentration across operational regions</w:t>
-      </w:r>
-      <w:r>
-        <w:rPr>
-          <w:rFonts w:ascii="Times New Roman" w:hAnsi="Times New Roman" w:cs="Times New Roman"/>
-        </w:rPr>
-        <w:t xml:space="preserve">. </w:t>
-      </w:r>
-      <w:r>
-        <w:rPr>
-          <w:rFonts w:ascii="Times New Roman" w:hAnsi="Times New Roman" w:cs="Times New Roman"/>
-        </w:rPr>
-        <w:t>Configured with County as the Group dimension and explicit measures tracking total volume or revenue driving the rectangular space bounds.</w:t>
+        <w:t xml:space="preserve">Sales Volume by County (Treemap Visual) </w:t>
+      </w:r>
+      <w:r>
+        <w:rPr>
+          <w:rFonts w:ascii="Times New Roman" w:hAnsi="Times New Roman" w:cs="Times New Roman"/>
+        </w:rPr>
+        <w:t>Provides a fast relative scale comparison of volume concentration across operational regions. Configured with County as the Group dimension and explicit measures tracking total volume or revenue driving the rectangular space bounds.</w:t>
       </w:r>
     </w:p>
     <w:p>
@@ -2918,32 +2509,14 @@
         <w:rPr>
           <w:rFonts w:ascii="Times New Roman" w:hAnsi="Times New Roman" w:cs="Times New Roman"/>
         </w:rPr>
-        <w:t>Solves the core business problem of unguided data exploration. It lets executives systematically break down corporate Total Net Profit by chose path — starting broad with vendor_name and instantly expanding into specific high-margin product groups</w:t>
-      </w:r>
-      <w:r>
-        <w:rPr>
-          <w:rFonts w:ascii="Times New Roman" w:hAnsi="Times New Roman" w:cs="Times New Roman"/>
-        </w:rPr>
-        <w:t xml:space="preserve">. </w:t>
-      </w:r>
-      <w:r>
-        <w:rPr>
-          <w:rFonts w:ascii="Times New Roman" w:hAnsi="Times New Roman" w:cs="Times New Roman"/>
-        </w:rPr>
-        <w:t>The visual is anchored to the master measure [Total Net Profit]. The "Explain By" field contains a logical dimension list: vendor_name and item_category_name, allowing AI-driven split indicators to guide user deep-</w:t>
+        <w:t>Solves the core business problem of unguided data exploration. It lets executives systematically break down corporate Total Net Profit by chose path — starting broad with vendor_name and instantly expanding into specific high-margin product groups. The visual is anchored to the master measure [Total Net Profit]. The "Explain By" field contains a logical dimension list: vendor_name and item_category_name, allowing AI-driven split indicators to guide user deep-</w:t>
       </w:r>
       <w:r>
         <w:rPr>
           <w:rFonts w:ascii="Times New Roman" w:hAnsi="Times New Roman" w:cs="Times New Roman"/>
         </w:rPr>
         <w:lastRenderedPageBreak/>
-        <w:t>dives</w:t>
-      </w:r>
-      <w:r>
-        <w:rPr>
-          <w:rFonts w:ascii="Times New Roman" w:hAnsi="Times New Roman" w:cs="Times New Roman"/>
-        </w:rPr>
-        <w:t xml:space="preserve">: </w:t>
+        <w:t xml:space="preserve">dives: </w:t>
       </w:r>
       <w:r>
         <w:rPr>
@@ -2954,6 +2527,7 @@
       <w:r>
         <w:rPr>
           <w:rFonts w:ascii="Times New Roman" w:hAnsi="Times New Roman" w:cs="Times New Roman"/>
+          <w:noProof/>
         </w:rPr>
         <w:drawing>
           <wp:inline distT="0" distB="0" distL="0" distR="0" wp14:anchorId="1EC1635F" wp14:editId="32C2AC90">
@@ -3177,31 +2751,7 @@
         <w:rPr>
           <w:rFonts w:ascii="Times New Roman" w:hAnsi="Times New Roman" w:cs="Times New Roman"/>
         </w:rPr>
-        <w:t xml:space="preserve"> </w:t>
-      </w:r>
-      <w:r>
-        <w:rPr>
-          <w:rFonts w:ascii="Times New Roman" w:hAnsi="Times New Roman" w:cs="Times New Roman"/>
-        </w:rPr>
-        <w:t xml:space="preserve">to </w:t>
-      </w:r>
-      <w:r>
-        <w:rPr>
-          <w:rFonts w:ascii="Times New Roman" w:hAnsi="Times New Roman" w:cs="Times New Roman"/>
-        </w:rPr>
-        <w:t xml:space="preserve">return the user to the Geographical &amp; Vendor Performance page, preserving the filter context. All visuals on this page are powered by the existing measures </w:t>
-      </w:r>
-      <w:r>
-        <w:rPr>
-          <w:rFonts w:ascii="Times New Roman" w:hAnsi="Times New Roman" w:cs="Times New Roman"/>
-        </w:rPr>
-        <w:t>-</w:t>
-      </w:r>
-      <w:r>
-        <w:rPr>
-          <w:rFonts w:ascii="Times New Roman" w:hAnsi="Times New Roman" w:cs="Times New Roman"/>
-        </w:rPr>
-        <w:t xml:space="preserve"> no additional DAX was required; the drill-through filter context from county_name automatically scopes every visual.</w:t>
+        <w:t xml:space="preserve"> to return the user to the Geographical &amp; Vendor Performance page, preserving the filter context. All visuals on this page are powered by the existing measures - no additional DAX was required; the drill-through filter context from county_name automatically scopes every visual.</w:t>
       </w:r>
     </w:p>
     <w:p>
@@ -3215,6 +2765,7 @@
       <w:r>
         <w:rPr>
           <w:rFonts w:ascii="Times New Roman" w:hAnsi="Times New Roman" w:cs="Times New Roman"/>
+          <w:noProof/>
           <w:lang w:val="ru-RU"/>
         </w:rPr>
         <w:lastRenderedPageBreak/>
@@ -3300,61 +2851,21 @@
         <w:rPr>
           <w:rFonts w:ascii="Times New Roman" w:hAnsi="Times New Roman" w:cs="Times New Roman"/>
         </w:rPr>
-        <w:t xml:space="preserve"> based on  the type of the channel( Offline and Online).It e</w:t>
-      </w:r>
-      <w:r>
-        <w:rPr>
-          <w:rFonts w:ascii="Times New Roman" w:hAnsi="Times New Roman" w:cs="Times New Roman"/>
-        </w:rPr>
-        <w:t xml:space="preserve">liminates data noise by ensuring channel </w:t>
-      </w:r>
-      <w:r>
-        <w:rPr>
-          <w:rFonts w:ascii="Times New Roman" w:hAnsi="Times New Roman" w:cs="Times New Roman"/>
-        </w:rPr>
-        <w:t>users</w:t>
-      </w:r>
-      <w:r>
-        <w:rPr>
-          <w:rFonts w:ascii="Times New Roman" w:hAnsi="Times New Roman" w:cs="Times New Roman"/>
-        </w:rPr>
-        <w:t xml:space="preserve"> see only the metrics they are accountable for</w:t>
-      </w:r>
-      <w:r>
-        <w:rPr>
-          <w:rFonts w:ascii="Times New Roman" w:hAnsi="Times New Roman" w:cs="Times New Roman"/>
-        </w:rPr>
-        <w:t>, also it s</w:t>
-      </w:r>
-      <w:r>
-        <w:rPr>
-          <w:rFonts w:ascii="Times New Roman" w:hAnsi="Times New Roman" w:cs="Times New Roman"/>
-        </w:rPr>
-        <w:t>afeguards highly sensitive financial data, such as channel-specific Net Profit margins and exclusive promotional structures.</w:t>
+        <w:t xml:space="preserve"> based on  the type of the channel( Offline and Online).It eliminates data noise by ensuring channel users see only the metrics they are accountable for, also it safeguards highly sensitive financial data, such as channel-specific Net Profit margins and exclusive promotional structures.</w:t>
       </w:r>
       <w:r>
         <w:rPr>
           <w:rFonts w:ascii="Times New Roman" w:hAnsi="Times New Roman" w:cs="Times New Roman"/>
         </w:rPr>
         <w:br/>
-      </w:r>
-      <w:r>
-        <w:rPr>
-          <w:rFonts w:ascii="Times New Roman" w:hAnsi="Times New Roman" w:cs="Times New Roman"/>
-        </w:rPr>
-        <w:t>Defined strict security roles within Power BI using DAX filter expressions applied directly to the Channel Dimension table (e.g., [Channel_Type] = "Online"). Users are mapped to these roles in the Power BI Service, automatically restricting the dataset rows based on their corporate login</w:t>
-      </w:r>
-      <w:r>
-        <w:rPr>
-          <w:rFonts w:ascii="Times New Roman" w:hAnsi="Times New Roman" w:cs="Times New Roman"/>
-        </w:rPr>
-        <w:t xml:space="preserve">: </w:t>
-      </w:r>
-      <w:r>
-        <w:rPr>
-          <w:rFonts w:ascii="Times New Roman" w:hAnsi="Times New Roman" w:cs="Times New Roman"/>
-          <w:b/>
-          <w:bCs/>
+        <w:t xml:space="preserve">Defined strict security roles within Power BI using DAX filter expressions applied directly to the Channel Dimension table (e.g., [Channel_Type] = "Online"). Users are mapped to these roles in the Power BI Service, automatically restricting the dataset rows based on their corporate login: </w:t>
+      </w:r>
+      <w:r>
+        <w:rPr>
+          <w:rFonts w:ascii="Times New Roman" w:hAnsi="Times New Roman" w:cs="Times New Roman"/>
+          <w:b/>
+          <w:bCs/>
+          <w:noProof/>
         </w:rPr>
         <w:drawing>
           <wp:inline distT="0" distB="0" distL="0" distR="0" wp14:anchorId="7A8D1068" wp14:editId="10BB71C0">
@@ -3399,13 +2910,15 @@
         <w:ind w:left="1440"/>
         <w:rPr>
           <w:rFonts w:ascii="Times New Roman" w:hAnsi="Times New Roman" w:cs="Times New Roman"/>
-        </w:rPr>
-      </w:pPr>
-      <w:r>
-        <w:rPr>
-          <w:rFonts w:ascii="Times New Roman" w:hAnsi="Times New Roman" w:cs="Times New Roman"/>
-          <w:b/>
-          <w:bCs/>
+          <w:lang w:val="ru-RU"/>
+        </w:rPr>
+      </w:pPr>
+      <w:r>
+        <w:rPr>
+          <w:rFonts w:ascii="Times New Roman" w:hAnsi="Times New Roman" w:cs="Times New Roman"/>
+          <w:b/>
+          <w:bCs/>
+          <w:noProof/>
         </w:rPr>
         <w:drawing>
           <wp:inline distT="0" distB="0" distL="0" distR="0" wp14:anchorId="2BD63AB9" wp14:editId="59744A68">
@@ -3446,50 +2959,29 @@
     </w:p>
     <w:p>
       <w:pPr>
-        <w:pStyle w:val="ListParagraph"/>
-        <w:ind w:left="1440"/>
-        <w:rPr>
-          <w:rFonts w:ascii="Times New Roman" w:hAnsi="Times New Roman" w:cs="Times New Roman"/>
-        </w:rPr>
-      </w:pPr>
-    </w:p>
-    <w:p>
-      <w:pPr>
-        <w:rPr>
-          <w:rFonts w:ascii="Times New Roman" w:hAnsi="Times New Roman" w:cs="Times New Roman"/>
-          <w:b/>
-          <w:bCs/>
-        </w:rPr>
-      </w:pPr>
-      <w:r>
-        <w:rPr>
-          <w:rFonts w:ascii="Times New Roman" w:hAnsi="Times New Roman" w:cs="Times New Roman"/>
-        </w:rPr>
-        <w:t>The report was successfully p</w:t>
-      </w:r>
-      <w:r>
-        <w:rPr>
-          <w:rFonts w:ascii="Times New Roman" w:hAnsi="Times New Roman" w:cs="Times New Roman"/>
-        </w:rPr>
-        <w:t>ublish</w:t>
-      </w:r>
-      <w:r>
-        <w:rPr>
-          <w:rFonts w:ascii="Times New Roman" w:hAnsi="Times New Roman" w:cs="Times New Roman"/>
-        </w:rPr>
-        <w:t>ed</w:t>
-      </w:r>
-      <w:r>
-        <w:rPr>
-          <w:rFonts w:ascii="Times New Roman" w:hAnsi="Times New Roman" w:cs="Times New Roman"/>
-        </w:rPr>
-        <w:t xml:space="preserve"> to Power BI Service Portal</w:t>
-      </w:r>
-      <w:r>
-        <w:rPr>
-          <w:rFonts w:ascii="Times New Roman" w:hAnsi="Times New Roman" w:cs="Times New Roman"/>
-        </w:rPr>
-        <w:t>:</w:t>
+        <w:rPr>
+          <w:rFonts w:ascii="Times New Roman" w:hAnsi="Times New Roman" w:cs="Times New Roman"/>
+        </w:rPr>
+      </w:pPr>
+      <w:r>
+        <w:rPr>
+          <w:rFonts w:ascii="Times New Roman" w:hAnsi="Times New Roman" w:cs="Times New Roman"/>
+        </w:rPr>
+        <w:lastRenderedPageBreak/>
+        <w:t>To improve report usability and ensure a more user-friendly experience, the selected values for key slicers have been synchronized across all pages.</w:t>
+      </w:r>
+    </w:p>
+    <w:p>
+      <w:pPr>
+        <w:rPr>
+          <w:rFonts w:ascii="Times New Roman" w:hAnsi="Times New Roman" w:cs="Times New Roman"/>
+        </w:rPr>
+      </w:pPr>
+      <w:r>
+        <w:rPr>
+          <w:rFonts w:ascii="Times New Roman" w:hAnsi="Times New Roman" w:cs="Times New Roman"/>
+        </w:rPr>
+        <w:t>Benefits: Users no longer need to re-select the same filter criteria when navigating between different tabs. The selected context is now seamlessly preserved across the entire report, significantly reducing repetitive actions and streamlining the data exploration process.</w:t>
       </w:r>
       <w:r>
         <w:rPr>
@@ -3498,6 +2990,73 @@
         <w:br/>
       </w:r>
       <w:r>
+        <w:rPr>
+          <w:rFonts w:ascii="Times New Roman" w:hAnsi="Times New Roman" w:cs="Times New Roman"/>
+          <w:b/>
+          <w:bCs/>
+          <w:lang w:val="ru-RU"/>
+        </w:rPr>
+        <w:drawing>
+          <wp:inline distT="0" distB="0" distL="0" distR="0" wp14:anchorId="7B0A23A1" wp14:editId="4F05CF39">
+            <wp:extent cx="6858000" cy="1717040"/>
+            <wp:effectExtent l="0" t="0" r="0" b="0"/>
+            <wp:docPr id="1242202156" name="Picture 1"/>
+            <wp:cNvGraphicFramePr>
+              <a:graphicFrameLocks xmlns:a="http://schemas.openxmlformats.org/drawingml/2006/main" noChangeAspect="1"/>
+            </wp:cNvGraphicFramePr>
+            <a:graphic xmlns:a="http://schemas.openxmlformats.org/drawingml/2006/main">
+              <a:graphicData uri="http://schemas.openxmlformats.org/drawingml/2006/picture">
+                <pic:pic xmlns:pic="http://schemas.openxmlformats.org/drawingml/2006/picture">
+                  <pic:nvPicPr>
+                    <pic:cNvPr id="1242202156" name=""/>
+                    <pic:cNvPicPr/>
+                  </pic:nvPicPr>
+                  <pic:blipFill>
+                    <a:blip r:embed="rId20"/>
+                    <a:stretch>
+                      <a:fillRect/>
+                    </a:stretch>
+                  </pic:blipFill>
+                  <pic:spPr>
+                    <a:xfrm>
+                      <a:off x="0" y="0"/>
+                      <a:ext cx="6858000" cy="1717040"/>
+                    </a:xfrm>
+                    <a:prstGeom prst="rect">
+                      <a:avLst/>
+                    </a:prstGeom>
+                  </pic:spPr>
+                </pic:pic>
+              </a:graphicData>
+            </a:graphic>
+          </wp:inline>
+        </w:drawing>
+      </w:r>
+    </w:p>
+    <w:p>
+      <w:pPr>
+        <w:rPr>
+          <w:rFonts w:ascii="Times New Roman" w:hAnsi="Times New Roman" w:cs="Times New Roman"/>
+          <w:b/>
+          <w:bCs/>
+        </w:rPr>
+      </w:pPr>
+      <w:r>
+        <w:rPr>
+          <w:rFonts w:ascii="Times New Roman" w:hAnsi="Times New Roman" w:cs="Times New Roman"/>
+        </w:rPr>
+        <w:t>The report was successfully published to Power BI Service Portal:</w:t>
+      </w:r>
+      <w:r>
+        <w:rPr>
+          <w:rFonts w:ascii="Times New Roman" w:hAnsi="Times New Roman" w:cs="Times New Roman"/>
+        </w:rPr>
+        <w:br/>
+      </w:r>
+      <w:r>
+        <w:rPr>
+          <w:noProof/>
+        </w:rPr>
         <w:drawing>
           <wp:inline distT="0" distB="0" distL="0" distR="0" wp14:anchorId="2D84E929" wp14:editId="25676AAA">
             <wp:extent cx="5878559" cy="2851101"/>
@@ -3514,7 +3073,7 @@
                     <pic:cNvPicPr/>
                   </pic:nvPicPr>
                   <pic:blipFill>
-                    <a:blip r:embed="rId20"/>
+                    <a:blip r:embed="rId21"/>
                     <a:stretch>
                       <a:fillRect/>
                     </a:stretch>
@@ -3533,25 +3092,6 @@
             </a:graphic>
           </wp:inline>
         </w:drawing>
-      </w:r>
-    </w:p>
-    <w:p>
-      <w:pPr>
-        <w:pStyle w:val="ListParagraph"/>
-        <w:ind w:left="1440"/>
-        <w:rPr>
-          <w:rFonts w:ascii="Times New Roman" w:hAnsi="Times New Roman" w:cs="Times New Roman"/>
-          <w:b/>
-          <w:bCs/>
-        </w:rPr>
-      </w:pPr>
-      <w:r>
-        <w:rPr>
-          <w:rFonts w:ascii="Times New Roman" w:hAnsi="Times New Roman" w:cs="Times New Roman"/>
-          <w:b/>
-          <w:bCs/>
-        </w:rPr>
-        <w:br/>
       </w:r>
     </w:p>
     <w:sectPr>
